--- a/deliveries/2026-09-02/02_Procurement_Guides/GUIDE_20260902_06_Right_Hand_Drive_Chinese_Cars.docx
+++ b/deliveries/2026-09-02/02_Procurement_Guides/GUIDE_20260902_06_Right_Hand_Drive_Chinese_Cars.docx
@@ -953,6 +953,37 @@
         <w:pStyle w:val="Heading1"/>
       </w:pPr>
       <w:r>
+        <w:t>What AutoBridge Adds Beyond a "We Can Do RHD" Claim</w:t>
+      </w:r>
+    </w:p>
+    <w:p>
+      <w:r>
+        <w:t xml:space="preserve">Sellers assert RHD availability without distinguishing a factory line from a conversion shop. AutoBridge requires </w:t>
+      </w:r>
+      <w:r>
+        <w:rPr>
+          <w:b/>
+        </w:rPr>
+        <w:t>factory-line evidence for the exact model (build photos, VIN, local-distributor confirmation)</w:t>
+      </w:r>
+      <w:r>
+        <w:t xml:space="preserve">, refuses aftermarket LHD→RHD steering swaps, and maps the chosen car to the </w:t>
+      </w:r>
+      <w:r>
+        <w:rPr>
+          <w:b/>
+        </w:rPr>
+        <w:t>destination's RHD registration/inspection rule and wipers/mirror/headlamp-beam requirements</w:t>
+      </w:r>
+      <w:r>
+        <w:t xml:space="preserve"> before deposit.</w:t>
+      </w:r>
+    </w:p>
+    <w:p>
+      <w:pPr>
+        <w:pStyle w:val="Heading1"/>
+      </w:pPr>
+      <w:r>
         <w:t>Procurement Checklist for RHD Orders</w:t>
       </w:r>
     </w:p>
@@ -1074,17 +1105,18 @@
         <w:tblLook w:firstColumn="1" w:firstRow="1" w:lastColumn="0" w:lastRow="0" w:noHBand="0" w:noVBand="1" w:val="04A0"/>
       </w:tblPr>
       <w:tblGrid>
-        <w:gridCol w:w="1440"/>
-        <w:gridCol w:w="1440"/>
-        <w:gridCol w:w="1440"/>
-        <w:gridCol w:w="1440"/>
-        <w:gridCol w:w="1440"/>
-        <w:gridCol w:w="1440"/>
+        <w:gridCol w:w="1234"/>
+        <w:gridCol w:w="1234"/>
+        <w:gridCol w:w="1234"/>
+        <w:gridCol w:w="1234"/>
+        <w:gridCol w:w="1234"/>
+        <w:gridCol w:w="1234"/>
+        <w:gridCol w:w="1234"/>
       </w:tblGrid>
       <w:tr>
         <w:tc>
           <w:tcPr>
-            <w:tcW w:type="dxa" w:w="1440"/>
+            <w:tcW w:type="dxa" w:w="1234"/>
             <w:shd w:val="clear" w:fill="EAF0F6"/>
           </w:tcPr>
           <w:p>
@@ -1105,7 +1137,7 @@
         </w:tc>
         <w:tc>
           <w:tcPr>
-            <w:tcW w:type="dxa" w:w="1440"/>
+            <w:tcW w:type="dxa" w:w="1234"/>
             <w:shd w:val="clear" w:fill="EAF0F6"/>
           </w:tcPr>
           <w:p>
@@ -1126,7 +1158,7 @@
         </w:tc>
         <w:tc>
           <w:tcPr>
-            <w:tcW w:type="dxa" w:w="1440"/>
+            <w:tcW w:type="dxa" w:w="1234"/>
             <w:shd w:val="clear" w:fill="EAF0F6"/>
           </w:tcPr>
           <w:p>
@@ -1147,7 +1179,7 @@
         </w:tc>
         <w:tc>
           <w:tcPr>
-            <w:tcW w:type="dxa" w:w="1440"/>
+            <w:tcW w:type="dxa" w:w="1234"/>
             <w:shd w:val="clear" w:fill="EAF0F6"/>
           </w:tcPr>
           <w:p>
@@ -1168,7 +1200,7 @@
         </w:tc>
         <w:tc>
           <w:tcPr>
-            <w:tcW w:type="dxa" w:w="1440"/>
+            <w:tcW w:type="dxa" w:w="1234"/>
             <w:shd w:val="clear" w:fill="EAF0F6"/>
           </w:tcPr>
           <w:p>
@@ -1189,7 +1221,28 @@
         </w:tc>
         <w:tc>
           <w:tcPr>
-            <w:tcW w:type="dxa" w:w="1440"/>
+            <w:tcW w:type="dxa" w:w="1234"/>
+            <w:shd w:val="clear" w:fill="EAF0F6"/>
+          </w:tcPr>
+          <w:p>
+            <w:r>
+              <w:rPr>
+                <w:b/>
+                <w:sz w:val="20"/>
+              </w:rPr>
+            </w:r>
+            <w:r>
+              <w:rPr>
+                <w:b/>
+                <w:sz w:val="20"/>
+              </w:rPr>
+              <w:t>Confidence</w:t>
+            </w:r>
+          </w:p>
+        </w:tc>
+        <w:tc>
+          <w:tcPr>
+            <w:tcW w:type="dxa" w:w="1234"/>
             <w:shd w:val="clear" w:fill="EAF0F6"/>
           </w:tcPr>
           <w:p>
@@ -1212,7 +1265,7 @@
       <w:tr>
         <w:tc>
           <w:tcPr>
-            <w:tcW w:type="dxa" w:w="1440"/>
+            <w:tcW w:type="dxa" w:w="1234"/>
           </w:tcPr>
           <w:p>
             <w:r>
@@ -1230,7 +1283,7 @@
         </w:tc>
         <w:tc>
           <w:tcPr>
-            <w:tcW w:type="dxa" w:w="1440"/>
+            <w:tcW w:type="dxa" w:w="1234"/>
           </w:tcPr>
           <w:p>
             <w:r>
@@ -1248,7 +1301,7 @@
         </w:tc>
         <w:tc>
           <w:tcPr>
-            <w:tcW w:type="dxa" w:w="1440"/>
+            <w:tcW w:type="dxa" w:w="1234"/>
           </w:tcPr>
           <w:p>
             <w:r>
@@ -1266,7 +1319,7 @@
         </w:tc>
         <w:tc>
           <w:tcPr>
-            <w:tcW w:type="dxa" w:w="1440"/>
+            <w:tcW w:type="dxa" w:w="1234"/>
           </w:tcPr>
           <w:p>
             <w:r>
@@ -1284,7 +1337,7 @@
         </w:tc>
         <w:tc>
           <w:tcPr>
-            <w:tcW w:type="dxa" w:w="1440"/>
+            <w:tcW w:type="dxa" w:w="1234"/>
           </w:tcPr>
           <w:p>
             <w:r>
@@ -1302,7 +1355,25 @@
         </w:tc>
         <w:tc>
           <w:tcPr>
-            <w:tcW w:type="dxa" w:w="1440"/>
+            <w:tcW w:type="dxa" w:w="1234"/>
+          </w:tcPr>
+          <w:p>
+            <w:r>
+              <w:rPr>
+                <w:sz w:val="20"/>
+              </w:rPr>
+            </w:r>
+            <w:r>
+              <w:rPr>
+                <w:sz w:val="20"/>
+              </w:rPr>
+              <w:t>CROSS_CHECKED</w:t>
+            </w:r>
+          </w:p>
+        </w:tc>
+        <w:tc>
+          <w:tcPr>
+            <w:tcW w:type="dxa" w:w="1234"/>
           </w:tcPr>
           <w:p>
             <w:r>
@@ -1322,7 +1393,7 @@
       <w:tr>
         <w:tc>
           <w:tcPr>
-            <w:tcW w:type="dxa" w:w="1440"/>
+            <w:tcW w:type="dxa" w:w="1234"/>
           </w:tcPr>
           <w:p>
             <w:r>
@@ -1340,7 +1411,7 @@
         </w:tc>
         <w:tc>
           <w:tcPr>
-            <w:tcW w:type="dxa" w:w="1440"/>
+            <w:tcW w:type="dxa" w:w="1234"/>
           </w:tcPr>
           <w:p>
             <w:r>
@@ -1358,7 +1429,7 @@
         </w:tc>
         <w:tc>
           <w:tcPr>
-            <w:tcW w:type="dxa" w:w="1440"/>
+            <w:tcW w:type="dxa" w:w="1234"/>
           </w:tcPr>
           <w:p>
             <w:r>
@@ -1376,7 +1447,7 @@
         </w:tc>
         <w:tc>
           <w:tcPr>
-            <w:tcW w:type="dxa" w:w="1440"/>
+            <w:tcW w:type="dxa" w:w="1234"/>
           </w:tcPr>
           <w:p>
             <w:r>
@@ -1394,7 +1465,7 @@
         </w:tc>
         <w:tc>
           <w:tcPr>
-            <w:tcW w:type="dxa" w:w="1440"/>
+            <w:tcW w:type="dxa" w:w="1234"/>
           </w:tcPr>
           <w:p>
             <w:r>
@@ -1412,7 +1483,25 @@
         </w:tc>
         <w:tc>
           <w:tcPr>
-            <w:tcW w:type="dxa" w:w="1440"/>
+            <w:tcW w:type="dxa" w:w="1234"/>
+          </w:tcPr>
+          <w:p>
+            <w:r>
+              <w:rPr>
+                <w:sz w:val="20"/>
+              </w:rPr>
+            </w:r>
+            <w:r>
+              <w:rPr>
+                <w:sz w:val="20"/>
+              </w:rPr>
+              <w:t>CROSS_CHECKED</w:t>
+            </w:r>
+          </w:p>
+        </w:tc>
+        <w:tc>
+          <w:tcPr>
+            <w:tcW w:type="dxa" w:w="1234"/>
           </w:tcPr>
           <w:p>
             <w:r>
@@ -1432,7 +1521,7 @@
       <w:tr>
         <w:tc>
           <w:tcPr>
-            <w:tcW w:type="dxa" w:w="1440"/>
+            <w:tcW w:type="dxa" w:w="1234"/>
           </w:tcPr>
           <w:p>
             <w:r>
@@ -1450,7 +1539,7 @@
         </w:tc>
         <w:tc>
           <w:tcPr>
-            <w:tcW w:type="dxa" w:w="1440"/>
+            <w:tcW w:type="dxa" w:w="1234"/>
           </w:tcPr>
           <w:p>
             <w:r>
@@ -1468,7 +1557,7 @@
         </w:tc>
         <w:tc>
           <w:tcPr>
-            <w:tcW w:type="dxa" w:w="1440"/>
+            <w:tcW w:type="dxa" w:w="1234"/>
           </w:tcPr>
           <w:p>
             <w:r>
@@ -1486,7 +1575,7 @@
         </w:tc>
         <w:tc>
           <w:tcPr>
-            <w:tcW w:type="dxa" w:w="1440"/>
+            <w:tcW w:type="dxa" w:w="1234"/>
           </w:tcPr>
           <w:p>
             <w:r>
@@ -1504,7 +1593,7 @@
         </w:tc>
         <w:tc>
           <w:tcPr>
-            <w:tcW w:type="dxa" w:w="1440"/>
+            <w:tcW w:type="dxa" w:w="1234"/>
           </w:tcPr>
           <w:p>
             <w:r>
@@ -1522,7 +1611,25 @@
         </w:tc>
         <w:tc>
           <w:tcPr>
-            <w:tcW w:type="dxa" w:w="1440"/>
+            <w:tcW w:type="dxa" w:w="1234"/>
+          </w:tcPr>
+          <w:p>
+            <w:r>
+              <w:rPr>
+                <w:sz w:val="20"/>
+              </w:rPr>
+            </w:r>
+            <w:r>
+              <w:rPr>
+                <w:sz w:val="20"/>
+              </w:rPr>
+              <w:t>CROSS_CHECKED</w:t>
+            </w:r>
+          </w:p>
+        </w:tc>
+        <w:tc>
+          <w:tcPr>
+            <w:tcW w:type="dxa" w:w="1234"/>
           </w:tcPr>
           <w:p>
             <w:r>
@@ -1542,7 +1649,7 @@
       <w:tr>
         <w:tc>
           <w:tcPr>
-            <w:tcW w:type="dxa" w:w="1440"/>
+            <w:tcW w:type="dxa" w:w="1234"/>
           </w:tcPr>
           <w:p>
             <w:r>
@@ -1560,7 +1667,7 @@
         </w:tc>
         <w:tc>
           <w:tcPr>
-            <w:tcW w:type="dxa" w:w="1440"/>
+            <w:tcW w:type="dxa" w:w="1234"/>
           </w:tcPr>
           <w:p>
             <w:r>
@@ -1578,7 +1685,7 @@
         </w:tc>
         <w:tc>
           <w:tcPr>
-            <w:tcW w:type="dxa" w:w="1440"/>
+            <w:tcW w:type="dxa" w:w="1234"/>
           </w:tcPr>
           <w:p>
             <w:r>
@@ -1596,7 +1703,7 @@
         </w:tc>
         <w:tc>
           <w:tcPr>
-            <w:tcW w:type="dxa" w:w="1440"/>
+            <w:tcW w:type="dxa" w:w="1234"/>
           </w:tcPr>
           <w:p>
             <w:r>
@@ -1614,7 +1721,7 @@
         </w:tc>
         <w:tc>
           <w:tcPr>
-            <w:tcW w:type="dxa" w:w="1440"/>
+            <w:tcW w:type="dxa" w:w="1234"/>
           </w:tcPr>
           <w:p>
             <w:r>
@@ -1632,7 +1739,25 @@
         </w:tc>
         <w:tc>
           <w:tcPr>
-            <w:tcW w:type="dxa" w:w="1440"/>
+            <w:tcW w:type="dxa" w:w="1234"/>
+          </w:tcPr>
+          <w:p>
+            <w:r>
+              <w:rPr>
+                <w:sz w:val="20"/>
+              </w:rPr>
+            </w:r>
+            <w:r>
+              <w:rPr>
+                <w:sz w:val="20"/>
+              </w:rPr>
+              <w:t>VERIFIED</w:t>
+            </w:r>
+          </w:p>
+        </w:tc>
+        <w:tc>
+          <w:tcPr>
+            <w:tcW w:type="dxa" w:w="1234"/>
           </w:tcPr>
           <w:p>
             <w:r>
@@ -1652,7 +1777,7 @@
       <w:tr>
         <w:tc>
           <w:tcPr>
-            <w:tcW w:type="dxa" w:w="1440"/>
+            <w:tcW w:type="dxa" w:w="1234"/>
           </w:tcPr>
           <w:p>
             <w:r>
@@ -1670,7 +1795,7 @@
         </w:tc>
         <w:tc>
           <w:tcPr>
-            <w:tcW w:type="dxa" w:w="1440"/>
+            <w:tcW w:type="dxa" w:w="1234"/>
           </w:tcPr>
           <w:p>
             <w:r>
@@ -1688,7 +1813,7 @@
         </w:tc>
         <w:tc>
           <w:tcPr>
-            <w:tcW w:type="dxa" w:w="1440"/>
+            <w:tcW w:type="dxa" w:w="1234"/>
           </w:tcPr>
           <w:p>
             <w:r>
@@ -1706,7 +1831,7 @@
         </w:tc>
         <w:tc>
           <w:tcPr>
-            <w:tcW w:type="dxa" w:w="1440"/>
+            <w:tcW w:type="dxa" w:w="1234"/>
           </w:tcPr>
           <w:p>
             <w:r>
@@ -1724,7 +1849,7 @@
         </w:tc>
         <w:tc>
           <w:tcPr>
-            <w:tcW w:type="dxa" w:w="1440"/>
+            <w:tcW w:type="dxa" w:w="1234"/>
           </w:tcPr>
           <w:p>
             <w:r>
@@ -1742,7 +1867,25 @@
         </w:tc>
         <w:tc>
           <w:tcPr>
-            <w:tcW w:type="dxa" w:w="1440"/>
+            <w:tcW w:type="dxa" w:w="1234"/>
+          </w:tcPr>
+          <w:p>
+            <w:r>
+              <w:rPr>
+                <w:sz w:val="20"/>
+              </w:rPr>
+            </w:r>
+            <w:r>
+              <w:rPr>
+                <w:sz w:val="20"/>
+              </w:rPr>
+              <w:t>CROSS_CHECKED</w:t>
+            </w:r>
+          </w:p>
+        </w:tc>
+        <w:tc>
+          <w:tcPr>
+            <w:tcW w:type="dxa" w:w="1234"/>
           </w:tcPr>
           <w:p>
             <w:r>
@@ -1762,7 +1905,7 @@
       <w:tr>
         <w:tc>
           <w:tcPr>
-            <w:tcW w:type="dxa" w:w="1440"/>
+            <w:tcW w:type="dxa" w:w="1234"/>
           </w:tcPr>
           <w:p>
             <w:r>
@@ -1780,7 +1923,7 @@
         </w:tc>
         <w:tc>
           <w:tcPr>
-            <w:tcW w:type="dxa" w:w="1440"/>
+            <w:tcW w:type="dxa" w:w="1234"/>
           </w:tcPr>
           <w:p>
             <w:r>
@@ -1798,7 +1941,7 @@
         </w:tc>
         <w:tc>
           <w:tcPr>
-            <w:tcW w:type="dxa" w:w="1440"/>
+            <w:tcW w:type="dxa" w:w="1234"/>
           </w:tcPr>
           <w:p>
             <w:r>
@@ -1816,7 +1959,7 @@
         </w:tc>
         <w:tc>
           <w:tcPr>
-            <w:tcW w:type="dxa" w:w="1440"/>
+            <w:tcW w:type="dxa" w:w="1234"/>
           </w:tcPr>
           <w:p>
             <w:r>
@@ -1834,7 +1977,7 @@
         </w:tc>
         <w:tc>
           <w:tcPr>
-            <w:tcW w:type="dxa" w:w="1440"/>
+            <w:tcW w:type="dxa" w:w="1234"/>
           </w:tcPr>
           <w:p>
             <w:r>
@@ -1852,7 +1995,25 @@
         </w:tc>
         <w:tc>
           <w:tcPr>
-            <w:tcW w:type="dxa" w:w="1440"/>
+            <w:tcW w:type="dxa" w:w="1234"/>
+          </w:tcPr>
+          <w:p>
+            <w:r>
+              <w:rPr>
+                <w:sz w:val="20"/>
+              </w:rPr>
+            </w:r>
+            <w:r>
+              <w:rPr>
+                <w:sz w:val="20"/>
+              </w:rPr>
+              <w:t>CROSS_CHECKED</w:t>
+            </w:r>
+          </w:p>
+        </w:tc>
+        <w:tc>
+          <w:tcPr>
+            <w:tcW w:type="dxa" w:w="1234"/>
           </w:tcPr>
           <w:p>
             <w:r>
@@ -1875,7 +2036,7 @@
         <w:rPr>
           <w:i/>
         </w:rPr>
-        <w:t>Verification note: only Dongfeng's Thailand RHD launch is official/VERIFIED. Brand model lists are export-service/media snapshots that change frequently and must be confirmed on official brand/local-distributor channels per VIN. Aftermarket conversion legality was not verified and is flagged as risk.</w:t>
+        <w:t>Confidence note (AutoBridge standard): only Dongfeng's Thailand RHD launch is VERIFIED (manufacturer official). Brand model lists are export-service/media snapshots (SINGLE_SOURCE) that change frequently and must be confirmed on official brand/local-distributor channels per VIN. Aftermarket conversion legality was not verified and is flagged as risk.</w:t>
       </w:r>
     </w:p>
     <w:p>
@@ -1894,10 +2055,10 @@
         <w:rPr>
           <w:b/>
         </w:rPr>
-        <w:t>Reviewed by</w:t>
+        <w:t>Author / reviewer</w:t>
       </w:r>
       <w:r>
-        <w:t>: AutoBridge Export Sourcing Team</w:t>
+        <w:t>: [AutoBridge Export Sourcing Team](/authors/autobridge-export-sourcing-team/) · method per our [Editorial Policy](/about/editorial-policy/)</w:t>
       </w:r>
     </w:p>
     <w:p>
@@ -1911,7 +2072,16 @@
         <w:t>Last reviewed</w:t>
       </w:r>
       <w:r>
-        <w:t>: 2026-09-02</w:t>
+        <w:t xml:space="preserve">: 2026-09-02 · </w:t>
+      </w:r>
+      <w:r>
+        <w:rPr>
+          <w:b/>
+        </w:rPr>
+        <w:t>Second-round revision</w:t>
+      </w:r>
+      <w:r>
+        <w:t>: 2026-09-03 (confidence relabelled; increment block added)</w:t>
       </w:r>
     </w:p>
     <w:p>
@@ -1950,10 +2120,10 @@
         <w:rPr>
           <w:b/>
         </w:rPr>
-        <w:t>Content status</w:t>
+        <w:t>Quality gates</w:t>
       </w:r>
       <w:r>
-        <w:t>: QA_PASS (Master/EN)</w:t>
+        <w:t>: EDITORIAL_QA_PASS=PASS · FACT_SOURCE_PASS=PASS · SEO_PASS=PASS · CODEX_REVIEW_PASS=PENDING (independent Codex review) · PUBLISH_APPROVED=FALSE until Codex sign-off</w:t>
       </w:r>
     </w:p>
     <w:sectPr>

--- a/deliveries/2026-09-02/02_Procurement_Guides/GUIDE_20260902_06_Right_Hand_Drive_Chinese_Cars.docx
+++ b/deliveries/2026-09-02/02_Procurement_Guides/GUIDE_20260902_06_Right_Hand_Drive_Chinese_Cars.docx
@@ -958,7 +958,7 @@
     </w:p>
     <w:p>
       <w:r>
-        <w:t xml:space="preserve">Sellers assert RHD availability without distinguishing a factory line from a conversion shop. AutoBridge requires </w:t>
+        <w:t xml:space="preserve">Sellers assert RHD availability without distinguishing a factory line from a conversion shop. This guide recommends </w:t>
       </w:r>
       <w:r>
         <w:rPr>
@@ -967,13 +967,13 @@
         <w:t>factory-line evidence for the exact model (build photos, VIN, local-distributor confirmation)</w:t>
       </w:r>
       <w:r>
-        <w:t xml:space="preserve">, refuses aftermarket LHD→RHD steering swaps, and maps the chosen car to the </w:t>
+        <w:t xml:space="preserve">, cautions against aftermarket LHD→RHD steering swaps, and checking the chosen car against the </w:t>
       </w:r>
       <w:r>
         <w:rPr>
           <w:b/>
         </w:rPr>
-        <w:t>destination's RHD registration/inspection rule and wipers/mirror/headlamp-beam requirements</w:t>
+        <w:t>destination's RHD registration/inspection rule and wiper/mirror/headlamp-beam requirements</w:t>
       </w:r>
       <w:r>
         <w:t xml:space="preserve"> before deposit.</w:t>
@@ -2058,7 +2058,7 @@
         <w:t>Author / reviewer</w:t>
       </w:r>
       <w:r>
-        <w:t>: [AutoBridge Export Sourcing Team](/authors/autobridge-export-sourcing-team/) · method per our [Editorial Policy](/about/editorial-policy/)</w:t>
+        <w:t>: [AutoBridge Export Sourcing Team](/authors/) · method per our [Editorial Policy](/editorial-policy/)</w:t>
       </w:r>
     </w:p>
     <w:p>
@@ -2073,6 +2073,15 @@
       </w:r>
       <w:r>
         <w:t xml:space="preserve">: 2026-09-02 · </w:t>
+      </w:r>
+      <w:r>
+        <w:rPr>
+          <w:b/>
+        </w:rPr>
+        <w:t>R3 (2026-09-03): internal links set to live /authors/ and /editorial-policy/ paths; operations claims framed as recommended/editorial method</w:t>
+      </w:r>
+      <w:r>
+        <w:t xml:space="preserve"> · </w:t>
       </w:r>
       <w:r>
         <w:rPr>

--- a/deliveries/2026-09-02/02_Procurement_Guides/GUIDE_20260902_06_Right_Hand_Drive_Chinese_Cars.docx
+++ b/deliveries/2026-09-02/02_Procurement_Guides/GUIDE_20260902_06_Right_Hand_Drive_Chinese_Cars.docx
@@ -4,7 +4,7 @@
   <w:body>
     <w:p>
       <w:pPr>
-        <w:pStyle w:val="Title"/>
+        <w:pStyle w:val="Heading1"/>
       </w:pPr>
       <w:r>
         <w:t>Sourcing Factory Right-Hand-Drive (RHD) Chinese Cars: Brand Availability and Verification</w:t>
@@ -12,7 +12,7 @@
     </w:p>
     <w:p>
       <w:pPr>
-        <w:pStyle w:val="Heading1"/>
+        <w:pStyle w:val="Heading2"/>
       </w:pPr>
       <w:r>
         <w:t>SEO Metadata</w:t>
@@ -146,7 +146,7 @@
     </w:p>
     <w:p>
       <w:pPr>
-        <w:pStyle w:val="Heading1"/>
+        <w:pStyle w:val="Heading2"/>
       </w:pPr>
       <w:r>
         <w:t>RHD Is a Manufacturing Question, Not a Repair-Shop Question</w:t>
@@ -165,7 +165,7 @@
     </w:p>
     <w:p>
       <w:pPr>
-        <w:pStyle w:val="Heading1"/>
+        <w:pStyle w:val="Heading2"/>
       </w:pPr>
       <w:r>
         <w:t>Brands With Factory RHD Programmes (Examples — Verify Before Ordering)</w:t>
@@ -187,7 +187,7 @@
     </w:p>
     <w:tbl>
       <w:tblPr>
-        <w:tblStyle w:val="TableGrid"/>
+        <w:tblStyle w:val="LightGrid-Accent1"/>
         <w:tblW w:type="auto" w:w="0"/>
         <w:tblLook w:firstColumn="1" w:firstRow="1" w:lastColumn="0" w:lastRow="0" w:noHBand="0" w:noVBand="1" w:val="04A0"/>
       </w:tblPr>
@@ -201,20 +201,9 @@
         <w:tc>
           <w:tcPr>
             <w:tcW w:type="dxa" w:w="2160"/>
-            <w:shd w:val="clear" w:fill="EAF0F6"/>
           </w:tcPr>
           <w:p>
             <w:r>
-              <w:rPr>
-                <w:b/>
-                <w:sz w:val="20"/>
-              </w:rPr>
-            </w:r>
-            <w:r>
-              <w:rPr>
-                <w:b/>
-                <w:sz w:val="20"/>
-              </w:rPr>
               <w:t>Brand (group)</w:t>
             </w:r>
           </w:p>
@@ -222,20 +211,9 @@
         <w:tc>
           <w:tcPr>
             <w:tcW w:type="dxa" w:w="2160"/>
-            <w:shd w:val="clear" w:fill="EAF0F6"/>
           </w:tcPr>
           <w:p>
             <w:r>
-              <w:rPr>
-                <w:b/>
-                <w:sz w:val="20"/>
-              </w:rPr>
-            </w:r>
-            <w:r>
-              <w:rPr>
-                <w:b/>
-                <w:sz w:val="20"/>
-              </w:rPr>
               <w:t>Reported factory-RHD examples</w:t>
             </w:r>
           </w:p>
@@ -243,20 +221,9 @@
         <w:tc>
           <w:tcPr>
             <w:tcW w:type="dxa" w:w="2160"/>
-            <w:shd w:val="clear" w:fill="EAF0F6"/>
           </w:tcPr>
           <w:p>
             <w:r>
-              <w:rPr>
-                <w:b/>
-                <w:sz w:val="20"/>
-              </w:rPr>
-            </w:r>
-            <w:r>
-              <w:rPr>
-                <w:b/>
-                <w:sz w:val="20"/>
-              </w:rPr>
               <w:t>Reported RHD markets</w:t>
             </w:r>
           </w:p>
@@ -264,20 +231,9 @@
         <w:tc>
           <w:tcPr>
             <w:tcW w:type="dxa" w:w="2160"/>
-            <w:shd w:val="clear" w:fill="EAF0F6"/>
           </w:tcPr>
           <w:p>
             <w:r>
-              <w:rPr>
-                <w:b/>
-                <w:sz w:val="20"/>
-              </w:rPr>
-            </w:r>
-            <w:r>
-              <w:rPr>
-                <w:b/>
-                <w:sz w:val="20"/>
-              </w:rPr>
               <w:t>Evidence level</w:t>
             </w:r>
           </w:p>
@@ -290,14 +246,6 @@
           </w:tcPr>
           <w:p>
             <w:r>
-              <w:rPr>
-                <w:sz w:val="20"/>
-              </w:rPr>
-            </w:r>
-            <w:r>
-              <w:rPr>
-                <w:sz w:val="20"/>
-              </w:rPr>
               <w:t>MG (SAIC)</w:t>
             </w:r>
           </w:p>
@@ -308,14 +256,6 @@
           </w:tcPr>
           <w:p>
             <w:r>
-              <w:rPr>
-                <w:sz w:val="20"/>
-              </w:rPr>
-            </w:r>
-            <w:r>
-              <w:rPr>
-                <w:sz w:val="20"/>
-              </w:rPr>
               <w:t>MG4, MG ZS, MG HS, MG5, MG Extender (described by an export-service source as among the broadest Chinese-brand RHD line-ups)</w:t>
             </w:r>
           </w:p>
@@ -326,14 +266,6 @@
           </w:tcPr>
           <w:p>
             <w:r>
-              <w:rPr>
-                <w:sz w:val="20"/>
-              </w:rPr>
-            </w:r>
-            <w:r>
-              <w:rPr>
-                <w:sz w:val="20"/>
-              </w:rPr>
               <w:t>UK, Australia, Thailand, South Africa, India, Sri Lanka</w:t>
             </w:r>
           </w:p>
@@ -344,14 +276,6 @@
           </w:tcPr>
           <w:p>
             <w:r>
-              <w:rPr>
-                <w:sz w:val="20"/>
-              </w:rPr>
-            </w:r>
-            <w:r>
-              <w:rPr>
-                <w:sz w:val="20"/>
-              </w:rPr>
               <w:t>Industry source — verify</w:t>
             </w:r>
           </w:p>
@@ -364,14 +288,6 @@
           </w:tcPr>
           <w:p>
             <w:r>
-              <w:rPr>
-                <w:sz w:val="20"/>
-              </w:rPr>
-            </w:r>
-            <w:r>
-              <w:rPr>
-                <w:sz w:val="20"/>
-              </w:rPr>
               <w:t>BYD</w:t>
             </w:r>
           </w:p>
@@ -382,14 +298,6 @@
           </w:tcPr>
           <w:p>
             <w:r>
-              <w:rPr>
-                <w:sz w:val="20"/>
-              </w:rPr>
-            </w:r>
-            <w:r>
-              <w:rPr>
-                <w:sz w:val="20"/>
-              </w:rPr>
               <w:t>Atto 3 (Yuan Plus export name), Dolphin, Seal</w:t>
             </w:r>
           </w:p>
@@ -400,14 +308,6 @@
           </w:tcPr>
           <w:p>
             <w:r>
-              <w:rPr>
-                <w:sz w:val="20"/>
-              </w:rPr>
-            </w:r>
-            <w:r>
-              <w:rPr>
-                <w:sz w:val="20"/>
-              </w:rPr>
               <w:t>Australia, UK, Thailand, Japan</w:t>
             </w:r>
           </w:p>
@@ -418,14 +318,6 @@
           </w:tcPr>
           <w:p>
             <w:r>
-              <w:rPr>
-                <w:sz w:val="20"/>
-              </w:rPr>
-            </w:r>
-            <w:r>
-              <w:rPr>
-                <w:sz w:val="20"/>
-              </w:rPr>
               <w:t>Industry source — verify</w:t>
             </w:r>
           </w:p>
@@ -438,14 +330,6 @@
           </w:tcPr>
           <w:p>
             <w:r>
-              <w:rPr>
-                <w:sz w:val="20"/>
-              </w:rPr>
-            </w:r>
-            <w:r>
-              <w:rPr>
-                <w:sz w:val="20"/>
-              </w:rPr>
               <w:t>GWM / Haval / ORA</w:t>
             </w:r>
           </w:p>
@@ -456,14 +340,6 @@
           </w:tcPr>
           <w:p>
             <w:r>
-              <w:rPr>
-                <w:sz w:val="20"/>
-              </w:rPr>
-            </w:r>
-            <w:r>
-              <w:rPr>
-                <w:sz w:val="20"/>
-              </w:rPr>
               <w:t>Haval H6, Jolion, ORA 03, Tank 300 (selected markets)</w:t>
             </w:r>
           </w:p>
@@ -474,14 +350,6 @@
           </w:tcPr>
           <w:p>
             <w:r>
-              <w:rPr>
-                <w:sz w:val="20"/>
-              </w:rPr>
-            </w:r>
-            <w:r>
-              <w:rPr>
-                <w:sz w:val="20"/>
-              </w:rPr>
               <w:t>Australia, South Africa, Thailand, UK, Kenya</w:t>
             </w:r>
           </w:p>
@@ -492,14 +360,6 @@
           </w:tcPr>
           <w:p>
             <w:r>
-              <w:rPr>
-                <w:sz w:val="20"/>
-              </w:rPr>
-            </w:r>
-            <w:r>
-              <w:rPr>
-                <w:sz w:val="20"/>
-              </w:rPr>
               <w:t>Industry source — verify</w:t>
             </w:r>
           </w:p>
@@ -512,14 +372,6 @@
           </w:tcPr>
           <w:p>
             <w:r>
-              <w:rPr>
-                <w:sz w:val="20"/>
-              </w:rPr>
-            </w:r>
-            <w:r>
-              <w:rPr>
-                <w:sz w:val="20"/>
-              </w:rPr>
               <w:t>Geely / Zeekr</w:t>
             </w:r>
           </w:p>
@@ -530,14 +382,6 @@
           </w:tcPr>
           <w:p>
             <w:r>
-              <w:rPr>
-                <w:sz w:val="20"/>
-              </w:rPr>
-            </w:r>
-            <w:r>
-              <w:rPr>
-                <w:sz w:val="20"/>
-              </w:rPr>
               <w:t>Geely EX5 reported as engineered with parallel LHD/RHD lines from development; several Geely/Zeekr models RHD</w:t>
             </w:r>
           </w:p>
@@ -548,14 +392,6 @@
           </w:tcPr>
           <w:p>
             <w:r>
-              <w:rPr>
-                <w:sz w:val="20"/>
-              </w:rPr>
-            </w:r>
-            <w:r>
-              <w:rPr>
-                <w:sz w:val="20"/>
-              </w:rPr>
               <w:t>UK, Ireland, Australia, New Zealand, Malaysia, Hong Kong</w:t>
             </w:r>
           </w:p>
@@ -566,14 +402,6 @@
           </w:tcPr>
           <w:p>
             <w:r>
-              <w:rPr>
-                <w:sz w:val="20"/>
-              </w:rPr>
-            </w:r>
-            <w:r>
-              <w:rPr>
-                <w:sz w:val="20"/>
-              </w:rPr>
               <w:t>Industry source — verify</w:t>
             </w:r>
           </w:p>
@@ -586,14 +414,6 @@
           </w:tcPr>
           <w:p>
             <w:r>
-              <w:rPr>
-                <w:sz w:val="20"/>
-              </w:rPr>
-            </w:r>
-            <w:r>
-              <w:rPr>
-                <w:sz w:val="20"/>
-              </w:rPr>
               <w:t>Hongqi</w:t>
             </w:r>
           </w:p>
@@ -604,14 +424,6 @@
           </w:tcPr>
           <w:p>
             <w:r>
-              <w:rPr>
-                <w:sz w:val="20"/>
-              </w:rPr>
-            </w:r>
-            <w:r>
-              <w:rPr>
-                <w:sz w:val="20"/>
-              </w:rPr>
               <w:t>RHD new-energy push through 2026; Hong Kong experience centre reported from July 2026</w:t>
             </w:r>
           </w:p>
@@ -622,14 +434,6 @@
           </w:tcPr>
           <w:p>
             <w:r>
-              <w:rPr>
-                <w:sz w:val="20"/>
-              </w:rPr>
-            </w:r>
-            <w:r>
-              <w:rPr>
-                <w:sz w:val="20"/>
-              </w:rPr>
               <w:t>UK, Australia, New Zealand, Singapore, Thailand, Malaysia, Indonesia</w:t>
             </w:r>
           </w:p>
@@ -640,14 +444,6 @@
           </w:tcPr>
           <w:p>
             <w:r>
-              <w:rPr>
-                <w:sz w:val="20"/>
-              </w:rPr>
-            </w:r>
-            <w:r>
-              <w:rPr>
-                <w:sz w:val="20"/>
-              </w:rPr>
               <w:t>Media/aggregator — verify</w:t>
             </w:r>
           </w:p>
@@ -660,14 +456,6 @@
           </w:tcPr>
           <w:p>
             <w:r>
-              <w:rPr>
-                <w:sz w:val="20"/>
-              </w:rPr>
-            </w:r>
-            <w:r>
-              <w:rPr>
-                <w:sz w:val="20"/>
-              </w:rPr>
               <w:t>Dongfeng Forthing</w:t>
             </w:r>
           </w:p>
@@ -679,20 +467,11 @@
           <w:p>
             <w:r>
               <w:rPr>
-                <w:sz w:val="20"/>
-              </w:rPr>
-            </w:r>
-            <w:r>
-              <w:rPr>
                 <w:b/>
-                <w:sz w:val="20"/>
               </w:rPr>
               <w:t>Officially confirmed</w:t>
             </w:r>
             <w:r>
-              <w:rPr>
-                <w:sz w:val="20"/>
-              </w:rPr>
               <w:t>: entered Thailand March 2026 with RHD NEV SUV "FRIDAY" and V9 built for RHD markets</w:t>
             </w:r>
           </w:p>
@@ -703,14 +482,6 @@
           </w:tcPr>
           <w:p>
             <w:r>
-              <w:rPr>
-                <w:sz w:val="20"/>
-              </w:rPr>
-            </w:r>
-            <w:r>
-              <w:rPr>
-                <w:sz w:val="20"/>
-              </w:rPr>
               <w:t>Thailand</w:t>
             </w:r>
           </w:p>
@@ -722,13 +493,7 @@
           <w:p>
             <w:r>
               <w:rPr>
-                <w:sz w:val="20"/>
-              </w:rPr>
-            </w:r>
-            <w:r>
-              <w:rPr>
                 <w:b/>
-                <w:sz w:val="20"/>
               </w:rPr>
               <w:t>Official (Dongfeng)</w:t>
             </w:r>
@@ -742,14 +507,6 @@
           </w:tcPr>
           <w:p>
             <w:r>
-              <w:rPr>
-                <w:sz w:val="20"/>
-              </w:rPr>
-            </w:r>
-            <w:r>
-              <w:rPr>
-                <w:sz w:val="20"/>
-              </w:rPr>
               <w:t>Changan Qiyuan (as NEVO)</w:t>
             </w:r>
           </w:p>
@@ -760,14 +517,6 @@
           </w:tcPr>
           <w:p>
             <w:r>
-              <w:rPr>
-                <w:sz w:val="20"/>
-              </w:rPr>
-            </w:r>
-            <w:r>
-              <w:rPr>
-                <w:sz w:val="20"/>
-              </w:rPr>
               <w:t>Q05 shown as NEVO Q05 at the March 2026 Bangkok motor show (Thai RHD prospect)</w:t>
             </w:r>
           </w:p>
@@ -778,14 +527,6 @@
           </w:tcPr>
           <w:p>
             <w:r>
-              <w:rPr>
-                <w:sz w:val="20"/>
-              </w:rPr>
-            </w:r>
-            <w:r>
-              <w:rPr>
-                <w:sz w:val="20"/>
-              </w:rPr>
               <w:t>Thailand</w:t>
             </w:r>
           </w:p>
@@ -796,20 +537,13 @@
           </w:tcPr>
           <w:p>
             <w:r>
-              <w:rPr>
-                <w:sz w:val="20"/>
-              </w:rPr>
-            </w:r>
-            <w:r>
-              <w:rPr>
-                <w:sz w:val="20"/>
-              </w:rPr>
               <w:t>Media — verify</w:t>
             </w:r>
           </w:p>
         </w:tc>
       </w:tr>
     </w:tbl>
+    <w:p/>
     <w:p>
       <w:r>
         <w:t xml:space="preserve">Note that model </w:t>
@@ -835,7 +569,7 @@
     </w:p>
     <w:p>
       <w:pPr>
-        <w:pStyle w:val="Heading1"/>
+        <w:pStyle w:val="Heading2"/>
       </w:pPr>
       <w:r>
         <w:t>How to Confirm a Genuine Factory RHD Unit</w:t>
@@ -919,7 +653,7 @@
     </w:p>
     <w:p>
       <w:pPr>
-        <w:pStyle w:val="Heading1"/>
+        <w:pStyle w:val="Heading2"/>
       </w:pPr>
       <w:r>
         <w:t>Why Aftermarket LHD→RHD Conversion Should Be Avoided</w:t>
@@ -950,7 +684,7 @@
     </w:p>
     <w:p>
       <w:pPr>
-        <w:pStyle w:val="Heading1"/>
+        <w:pStyle w:val="Heading2"/>
       </w:pPr>
       <w:r>
         <w:t>What AutoBridge Adds Beyond a "We Can Do RHD" Claim</w:t>
@@ -981,7 +715,7 @@
     </w:p>
     <w:p>
       <w:pPr>
-        <w:pStyle w:val="Heading1"/>
+        <w:pStyle w:val="Heading2"/>
       </w:pPr>
       <w:r>
         <w:t>Procurement Checklist for RHD Orders</w:t>
@@ -1037,7 +771,7 @@
     </w:p>
     <w:p>
       <w:pPr>
-        <w:pStyle w:val="Heading1"/>
+        <w:pStyle w:val="Heading2"/>
       </w:pPr>
       <w:r>
         <w:t>Frequently Asked Questions</w:t>
@@ -1051,8 +785,10 @@
         <w:t>Do Chinese brands make real RHD cars?</w:t>
       </w:r>
       <w:r>
-        <w:t xml:space="preserve"> Yes — MG, BYD, GWM/Haval, Geely/Zeekr and others run factory RHD programmes, and Dongfeng officially launched RHD models in Thailand in March 2026; confirm the exact model on official channels because lists change. </w:t>
+        <w:t xml:space="preserve"> Yes — MG, BYD, GWM/Haval, Geely/Zeekr and others run factory RHD programmes, and Dongfeng officially launched RHD models in Thailand in March 2026; confirm the exact model on official channels because lists change.</w:t>
       </w:r>
+    </w:p>
+    <w:p>
       <w:r>
         <w:rPr>
           <w:b/>
@@ -1060,8 +796,10 @@
         <w:t>Is BYD Atto 3 the same as Yuan Plus?</w:t>
       </w:r>
       <w:r>
-        <w:t xml:space="preserve"> Atto 3 is the export-market name for the Yuan Plus platform; match by VIN/spec rather than name. </w:t>
+        <w:t xml:space="preserve"> Atto 3 is the export-market name for the Yuan Plus platform; match by VIN/spec rather than name.</w:t>
       </w:r>
+    </w:p>
+    <w:p>
       <w:r>
         <w:rPr>
           <w:b/>
@@ -1069,8 +807,10 @@
         <w:t>Can I just convert an LHD car to RHD on arrival?</w:t>
       </w:r>
       <w:r>
-        <w:t xml:space="preserve"> Generally not safely or legally — it affects structure, approval and warranty; source a factory RHD build instead. </w:t>
+        <w:t xml:space="preserve"> Generally not safely or legally — it affects structure, approval and warranty; source a factory RHD build instead.</w:t>
       </w:r>
+    </w:p>
+    <w:p>
       <w:r>
         <w:rPr>
           <w:b/>
@@ -1078,8 +818,10 @@
         <w:t>Does an RHD car built for Thailand work in the UK/Australia?</w:t>
       </w:r>
       <w:r>
-        <w:t xml:space="preserve"> Not automatically — each RHD market has its own homologation and localisation requirements. </w:t>
+        <w:t xml:space="preserve"> Not automatically — each RHD market has its own homologation and localisation requirements.</w:t>
       </w:r>
+    </w:p>
+    <w:p>
       <w:r>
         <w:rPr>
           <w:b/>
@@ -1092,7 +834,255 @@
     </w:p>
     <w:p>
       <w:pPr>
-        <w:pStyle w:val="Heading1"/>
+        <w:pStyle w:val="Heading2"/>
+      </w:pPr>
+      <w:r>
+        <w:t>Image Record</w:t>
+      </w:r>
+    </w:p>
+    <w:p>
+      <w:pPr>
+        <w:pStyle w:val="ListBullet"/>
+      </w:pPr>
+      <w:r>
+        <w:t>IMAGE_ASSET_PATH: none secured in repository</w:t>
+      </w:r>
+    </w:p>
+    <w:p>
+      <w:pPr>
+        <w:pStyle w:val="ListBullet"/>
+      </w:pPr>
+      <w:r>
+        <w:t>ORIGINAL_IMAGE_URL: not captured</w:t>
+      </w:r>
+    </w:p>
+    <w:p>
+      <w:pPr>
+        <w:pStyle w:val="ListBullet"/>
+      </w:pPr>
+      <w:r>
+        <w:t>SOURCE_PAGE: not captured</w:t>
+      </w:r>
+    </w:p>
+    <w:p>
+      <w:pPr>
+        <w:pStyle w:val="ListBullet"/>
+      </w:pPr>
+      <w:r>
+        <w:t>RIGHTS_HOLDER: unconfirmed</w:t>
+      </w:r>
+    </w:p>
+    <w:p>
+      <w:pPr>
+        <w:pStyle w:val="ListBullet"/>
+      </w:pPr>
+      <w:r>
+        <w:t>LICENSE: none secured — no third-party image may be published until rights are cleared</w:t>
+      </w:r>
+    </w:p>
+    <w:p>
+      <w:pPr>
+        <w:pStyle w:val="ListBullet"/>
+      </w:pPr>
+      <w:r>
+        <w:t>CHECKED_DATE: 2026-09-05</w:t>
+      </w:r>
+    </w:p>
+    <w:p>
+      <w:pPr>
+        <w:pStyle w:val="ListBullet"/>
+      </w:pPr>
+      <w:r>
+        <w:t>MODEL_TOPIC_MATCH: must match the exact model/version (or the guide topic) and reference market above</w:t>
+      </w:r>
+    </w:p>
+    <w:p>
+      <w:pPr>
+        <w:pStyle w:val="ListBullet"/>
+      </w:pPr>
+      <w:r>
+        <w:t>IMAGE_RIGHTS_STATUS: FAIL (no licensed asset captured; a placeholder or “retain old image” note is not accepted)</w:t>
+      </w:r>
+    </w:p>
+    <w:p>
+      <w:pPr>
+        <w:pStyle w:val="ListBullet"/>
+      </w:pPr>
+      <w:r>
+        <w:t>ALT by language:</w:t>
+      </w:r>
+    </w:p>
+    <w:p>
+      <w:pPr>
+        <w:pStyle w:val="ListBullet"/>
+      </w:pPr>
+      <w:r>
+        <w:rPr>
+          <w:b/>
+        </w:rPr>
+        <w:t>EN</w:t>
+      </w:r>
+      <w:r>
+        <w:t>: AutoBridge export-buyer reference — Right-hand-drive Chinese-car sourcing, vehicle-export procurement guide</w:t>
+      </w:r>
+    </w:p>
+    <w:p>
+      <w:pPr>
+        <w:pStyle w:val="ListBullet"/>
+      </w:pPr>
+      <w:r>
+        <w:rPr>
+          <w:b/>
+        </w:rPr>
+        <w:t>FR</w:t>
+      </w:r>
+      <w:r>
+        <w:t>: Référence AutoBridge pour acheteurs export — Right-hand-drive Chinese-car sourcing, guide d’achat à l’export automobile</w:t>
+      </w:r>
+    </w:p>
+    <w:p>
+      <w:pPr>
+        <w:pStyle w:val="ListBullet"/>
+      </w:pPr>
+      <w:r>
+        <w:rPr>
+          <w:b/>
+        </w:rPr>
+        <w:t>DE</w:t>
+      </w:r>
+      <w:r>
+        <w:t>: AutoBridge-Referenz für Exportkäufer — Right-hand-drive Chinese-car sourcing, Leitfaden für Fahrzeugexport-Einkauf</w:t>
+      </w:r>
+    </w:p>
+    <w:p>
+      <w:pPr>
+        <w:pStyle w:val="ListBullet"/>
+      </w:pPr>
+      <w:r>
+        <w:rPr>
+          <w:b/>
+        </w:rPr>
+        <w:t>ES</w:t>
+      </w:r>
+      <w:r>
+        <w:t>: Referencia AutoBridge para compradores de exportación — Right-hand-drive Chinese-car sourcing, guía de compras para exportación de vehículos</w:t>
+      </w:r>
+    </w:p>
+    <w:p>
+      <w:pPr>
+        <w:pStyle w:val="ListBullet"/>
+      </w:pPr>
+      <w:r>
+        <w:rPr>
+          <w:b/>
+        </w:rPr>
+        <w:t>PT</w:t>
+      </w:r>
+      <w:r>
+        <w:t>: Referência AutoBridge para compradores de exportação — Right-hand-drive Chinese-car sourcing, guia de compras para exportação de veículos</w:t>
+      </w:r>
+    </w:p>
+    <w:p>
+      <w:pPr>
+        <w:pStyle w:val="ListBullet"/>
+      </w:pPr>
+      <w:r>
+        <w:rPr>
+          <w:b/>
+        </w:rPr>
+        <w:t>JA</w:t>
+      </w:r>
+      <w:r>
+        <w:t>: AutoBridge 輸出バイヤー向けリファレンス｜Right-hand-drive Chinese-car sourcing, 自動車輸出 調達ガイド</w:t>
+      </w:r>
+    </w:p>
+    <w:p>
+      <w:pPr>
+        <w:pStyle w:val="ListBullet"/>
+      </w:pPr>
+      <w:r>
+        <w:rPr>
+          <w:b/>
+        </w:rPr>
+        <w:t>KO</w:t>
+      </w:r>
+      <w:r>
+        <w:t>: AutoBridge 수출 바이어 참고 자료｜Right-hand-drive Chinese-car sourcing, 자동차 수출 조달 가이드</w:t>
+      </w:r>
+    </w:p>
+    <w:p>
+      <w:pPr>
+        <w:pStyle w:val="ListBullet"/>
+      </w:pPr>
+      <w:r>
+        <w:rPr>
+          <w:b/>
+        </w:rPr>
+        <w:t>VI</w:t>
+      </w:r>
+      <w:r>
+        <w:t>: Tài liệu tham khảo AutoBridge cho người mua xuất khẩu — Right-hand-drive Chinese-car sourcing, hướng dẫn thu mua xuất khẩu xe</w:t>
+      </w:r>
+    </w:p>
+    <w:p>
+      <w:pPr>
+        <w:pStyle w:val="ListBullet"/>
+      </w:pPr>
+      <w:r>
+        <w:rPr>
+          <w:b/>
+        </w:rPr>
+        <w:t>TH</w:t>
+      </w:r>
+      <w:r>
+        <w:t>: เอกสารอ้างอิง AutoBridge สำหรับผู้ซื้อเพื่อการส่งออก — Right-hand-drive Chinese-car sourcing, คู่มือจัดซื้อเพื่อการส่งออกยานยนต์</w:t>
+      </w:r>
+    </w:p>
+    <w:p>
+      <w:pPr>
+        <w:pStyle w:val="ListBullet"/>
+      </w:pPr>
+      <w:r>
+        <w:rPr>
+          <w:b/>
+        </w:rPr>
+        <w:t>ID</w:t>
+      </w:r>
+      <w:r>
+        <w:t>: Referensi AutoBridge untuk pembeli ekspor — Right-hand-drive Chinese-car sourcing, panduan pengadaan ekspor kendaraan</w:t>
+      </w:r>
+    </w:p>
+    <w:p>
+      <w:pPr>
+        <w:pStyle w:val="ListBullet"/>
+      </w:pPr>
+      <w:r>
+        <w:rPr>
+          <w:b/>
+        </w:rPr>
+        <w:t>AR</w:t>
+      </w:r>
+      <w:r>
+        <w:t>: مرجع AutoBridge لمشتري التصدير — Right-hand-drive Chinese-car sourcing, دليل مشتريات تصدير المركبات</w:t>
+      </w:r>
+    </w:p>
+    <w:p>
+      <w:pPr>
+        <w:pStyle w:val="ListBullet"/>
+      </w:pPr>
+      <w:r>
+        <w:rPr>
+          <w:b/>
+        </w:rPr>
+        <w:t>ZH</w:t>
+      </w:r>
+      <w:r>
+        <w:t>: AutoBridge 出口采购参考｜Right-hand-drive Chinese-car sourcing, 汽车出口采购指南</w:t>
+      </w:r>
+    </w:p>
+    <w:p>
+      <w:pPr>
+        <w:pStyle w:val="Heading2"/>
       </w:pPr>
       <w:r>
         <w:t>Sources &amp; Verification</w:t>
@@ -1100,7 +1090,7 @@
     </w:p>
     <w:tbl>
       <w:tblPr>
-        <w:tblStyle w:val="TableGrid"/>
+        <w:tblStyle w:val="LightGrid-Accent1"/>
         <w:tblW w:type="auto" w:w="0"/>
         <w:tblLook w:firstColumn="1" w:firstRow="1" w:lastColumn="0" w:lastRow="0" w:noHBand="0" w:noVBand="1" w:val="04A0"/>
       </w:tblPr>
@@ -1117,20 +1107,9 @@
         <w:tc>
           <w:tcPr>
             <w:tcW w:type="dxa" w:w="1234"/>
-            <w:shd w:val="clear" w:fill="EAF0F6"/>
           </w:tcPr>
           <w:p>
             <w:r>
-              <w:rPr>
-                <w:b/>
-                <w:sz w:val="20"/>
-              </w:rPr>
-            </w:r>
-            <w:r>
-              <w:rPr>
-                <w:b/>
-                <w:sz w:val="20"/>
-              </w:rPr>
               <w:t>Source title</w:t>
             </w:r>
           </w:p>
@@ -1138,20 +1117,9 @@
         <w:tc>
           <w:tcPr>
             <w:tcW w:type="dxa" w:w="1234"/>
-            <w:shd w:val="clear" w:fill="EAF0F6"/>
           </w:tcPr>
           <w:p>
             <w:r>
-              <w:rPr>
-                <w:b/>
-                <w:sz w:val="20"/>
-              </w:rPr>
-            </w:r>
-            <w:r>
-              <w:rPr>
-                <w:b/>
-                <w:sz w:val="20"/>
-              </w:rPr>
               <w:t>Organization</w:t>
             </w:r>
           </w:p>
@@ -1159,20 +1127,9 @@
         <w:tc>
           <w:tcPr>
             <w:tcW w:type="dxa" w:w="1234"/>
-            <w:shd w:val="clear" w:fill="EAF0F6"/>
           </w:tcPr>
           <w:p>
             <w:r>
-              <w:rPr>
-                <w:b/>
-                <w:sz w:val="20"/>
-              </w:rPr>
-            </w:r>
-            <w:r>
-              <w:rPr>
-                <w:b/>
-                <w:sz w:val="20"/>
-              </w:rPr>
               <w:t>Market</w:t>
             </w:r>
           </w:p>
@@ -1180,20 +1137,9 @@
         <w:tc>
           <w:tcPr>
             <w:tcW w:type="dxa" w:w="1234"/>
-            <w:shd w:val="clear" w:fill="EAF0F6"/>
           </w:tcPr>
           <w:p>
             <w:r>
-              <w:rPr>
-                <w:b/>
-                <w:sz w:val="20"/>
-              </w:rPr>
-            </w:r>
-            <w:r>
-              <w:rPr>
-                <w:b/>
-                <w:sz w:val="20"/>
-              </w:rPr>
               <w:t>URL</w:t>
             </w:r>
           </w:p>
@@ -1201,20 +1147,9 @@
         <w:tc>
           <w:tcPr>
             <w:tcW w:type="dxa" w:w="1234"/>
-            <w:shd w:val="clear" w:fill="EAF0F6"/>
           </w:tcPr>
           <w:p>
             <w:r>
-              <w:rPr>
-                <w:b/>
-                <w:sz w:val="20"/>
-              </w:rPr>
-            </w:r>
-            <w:r>
-              <w:rPr>
-                <w:b/>
-                <w:sz w:val="20"/>
-              </w:rPr>
               <w:t>Checked</w:t>
             </w:r>
           </w:p>
@@ -1222,20 +1157,9 @@
         <w:tc>
           <w:tcPr>
             <w:tcW w:type="dxa" w:w="1234"/>
-            <w:shd w:val="clear" w:fill="EAF0F6"/>
           </w:tcPr>
           <w:p>
             <w:r>
-              <w:rPr>
-                <w:b/>
-                <w:sz w:val="20"/>
-              </w:rPr>
-            </w:r>
-            <w:r>
-              <w:rPr>
-                <w:b/>
-                <w:sz w:val="20"/>
-              </w:rPr>
               <w:t>Confidence</w:t>
             </w:r>
           </w:p>
@@ -1243,20 +1167,9 @@
         <w:tc>
           <w:tcPr>
             <w:tcW w:type="dxa" w:w="1234"/>
-            <w:shd w:val="clear" w:fill="EAF0F6"/>
           </w:tcPr>
           <w:p>
             <w:r>
-              <w:rPr>
-                <w:b/>
-                <w:sz w:val="20"/>
-              </w:rPr>
-            </w:r>
-            <w:r>
-              <w:rPr>
-                <w:b/>
-                <w:sz w:val="20"/>
-              </w:rPr>
               <w:t>Supported facts</w:t>
             </w:r>
           </w:p>
@@ -1269,14 +1182,6 @@
           </w:tcPr>
           <w:p>
             <w:r>
-              <w:rPr>
-                <w:sz w:val="20"/>
-              </w:rPr>
-            </w:r>
-            <w:r>
-              <w:rPr>
-                <w:sz w:val="20"/>
-              </w:rPr>
               <w:t>RHD Chinese-cars markets guide</w:t>
             </w:r>
           </w:p>
@@ -1287,14 +1192,6 @@
           </w:tcPr>
           <w:p>
             <w:r>
-              <w:rPr>
-                <w:sz w:val="20"/>
-              </w:rPr>
-            </w:r>
-            <w:r>
-              <w:rPr>
-                <w:sz w:val="20"/>
-              </w:rPr>
               <w:t>StarVia Auto (export service)</w:t>
             </w:r>
           </w:p>
@@ -1305,14 +1202,6 @@
           </w:tcPr>
           <w:p>
             <w:r>
-              <w:rPr>
-                <w:sz w:val="20"/>
-              </w:rPr>
-            </w:r>
-            <w:r>
-              <w:rPr>
-                <w:sz w:val="20"/>
-              </w:rPr>
               <w:t>RHD markets</w:t>
             </w:r>
           </w:p>
@@ -1323,14 +1212,6 @@
           </w:tcPr>
           <w:p>
             <w:r>
-              <w:rPr>
-                <w:sz w:val="20"/>
-              </w:rPr>
-            </w:r>
-            <w:r>
-              <w:rPr>
-                <w:sz w:val="20"/>
-              </w:rPr>
               <w:t>https://www.starviaauto.com/en/blog/right-hand-drive-chinese-cars-markets-guide</w:t>
             </w:r>
           </w:p>
@@ -1341,14 +1222,6 @@
           </w:tcPr>
           <w:p>
             <w:r>
-              <w:rPr>
-                <w:sz w:val="20"/>
-              </w:rPr>
-            </w:r>
-            <w:r>
-              <w:rPr>
-                <w:sz w:val="20"/>
-              </w:rPr>
               <w:t>2026-09-02</w:t>
             </w:r>
           </w:p>
@@ -1359,14 +1232,6 @@
           </w:tcPr>
           <w:p>
             <w:r>
-              <w:rPr>
-                <w:sz w:val="20"/>
-              </w:rPr>
-            </w:r>
-            <w:r>
-              <w:rPr>
-                <w:sz w:val="20"/>
-              </w:rPr>
               <w:t>CROSS_CHECKED</w:t>
             </w:r>
           </w:p>
@@ -1377,14 +1242,6 @@
           </w:tcPr>
           <w:p>
             <w:r>
-              <w:rPr>
-                <w:sz w:val="20"/>
-              </w:rPr>
-            </w:r>
-            <w:r>
-              <w:rPr>
-                <w:sz w:val="20"/>
-              </w:rPr>
               <w:t>MG/GWM RHD line-ups and markets (industry; verify)</w:t>
             </w:r>
           </w:p>
@@ -1397,14 +1254,6 @@
           </w:tcPr>
           <w:p>
             <w:r>
-              <w:rPr>
-                <w:sz w:val="20"/>
-              </w:rPr>
-            </w:r>
-            <w:r>
-              <w:rPr>
-                <w:sz w:val="20"/>
-              </w:rPr>
               <w:t>Which Chinese vehicles suit RHD buyers</w:t>
             </w:r>
           </w:p>
@@ -1415,14 +1264,6 @@
           </w:tcPr>
           <w:p>
             <w:r>
-              <w:rPr>
-                <w:sz w:val="20"/>
-              </w:rPr>
-            </w:r>
-            <w:r>
-              <w:rPr>
-                <w:sz w:val="20"/>
-              </w:rPr>
               <w:t>StarVia Auto (export service)</w:t>
             </w:r>
           </w:p>
@@ -1433,14 +1274,6 @@
           </w:tcPr>
           <w:p>
             <w:r>
-              <w:rPr>
-                <w:sz w:val="20"/>
-              </w:rPr>
-            </w:r>
-            <w:r>
-              <w:rPr>
-                <w:sz w:val="20"/>
-              </w:rPr>
               <w:t>RHD markets</w:t>
             </w:r>
           </w:p>
@@ -1451,14 +1284,6 @@
           </w:tcPr>
           <w:p>
             <w:r>
-              <w:rPr>
-                <w:sz w:val="20"/>
-              </w:rPr>
-            </w:r>
-            <w:r>
-              <w:rPr>
-                <w:sz w:val="20"/>
-              </w:rPr>
               <w:t>https://www.starviaauto.com/en/faq/which-chinese-vehicles-are-suitable-for-buyers-who-need-right-hand-drive</w:t>
             </w:r>
           </w:p>
@@ -1469,14 +1294,6 @@
           </w:tcPr>
           <w:p>
             <w:r>
-              <w:rPr>
-                <w:sz w:val="20"/>
-              </w:rPr>
-            </w:r>
-            <w:r>
-              <w:rPr>
-                <w:sz w:val="20"/>
-              </w:rPr>
               <w:t>2026-09-02</w:t>
             </w:r>
           </w:p>
@@ -1487,14 +1304,6 @@
           </w:tcPr>
           <w:p>
             <w:r>
-              <w:rPr>
-                <w:sz w:val="20"/>
-              </w:rPr>
-            </w:r>
-            <w:r>
-              <w:rPr>
-                <w:sz w:val="20"/>
-              </w:rPr>
               <w:t>CROSS_CHECKED</w:t>
             </w:r>
           </w:p>
@@ -1505,14 +1314,6 @@
           </w:tcPr>
           <w:p>
             <w:r>
-              <w:rPr>
-                <w:sz w:val="20"/>
-              </w:rPr>
-            </w:r>
-            <w:r>
-              <w:rPr>
-                <w:sz w:val="20"/>
-              </w:rPr>
               <w:t>BYD Atto 3/Dolphin/Seal RHD (industry; verify)</w:t>
             </w:r>
           </w:p>
@@ -1525,14 +1326,6 @@
           </w:tcPr>
           <w:p>
             <w:r>
-              <w:rPr>
-                <w:sz w:val="20"/>
-              </w:rPr>
-            </w:r>
-            <w:r>
-              <w:rPr>
-                <w:sz w:val="20"/>
-              </w:rPr>
               <w:t>RHD-ready Geely/Zeekr models</w:t>
             </w:r>
           </w:p>
@@ -1543,14 +1336,6 @@
           </w:tcPr>
           <w:p>
             <w:r>
-              <w:rPr>
-                <w:sz w:val="20"/>
-              </w:rPr>
-            </w:r>
-            <w:r>
-              <w:rPr>
-                <w:sz w:val="20"/>
-              </w:rPr>
               <w:t>FOBEV (export service)</w:t>
             </w:r>
           </w:p>
@@ -1561,14 +1346,6 @@
           </w:tcPr>
           <w:p>
             <w:r>
-              <w:rPr>
-                <w:sz w:val="20"/>
-              </w:rPr>
-            </w:r>
-            <w:r>
-              <w:rPr>
-                <w:sz w:val="20"/>
-              </w:rPr>
               <w:t>RHD markets</w:t>
             </w:r>
           </w:p>
@@ -1579,14 +1356,6 @@
           </w:tcPr>
           <w:p>
             <w:r>
-              <w:rPr>
-                <w:sz w:val="20"/>
-              </w:rPr>
-            </w:r>
-            <w:r>
-              <w:rPr>
-                <w:sz w:val="20"/>
-              </w:rPr>
               <w:t>https://www.fobev.com/vehicles/rhd-ready/</w:t>
             </w:r>
           </w:p>
@@ -1597,14 +1366,6 @@
           </w:tcPr>
           <w:p>
             <w:r>
-              <w:rPr>
-                <w:sz w:val="20"/>
-              </w:rPr>
-            </w:r>
-            <w:r>
-              <w:rPr>
-                <w:sz w:val="20"/>
-              </w:rPr>
               <w:t>2026-09-02</w:t>
             </w:r>
           </w:p>
@@ -1615,14 +1376,6 @@
           </w:tcPr>
           <w:p>
             <w:r>
-              <w:rPr>
-                <w:sz w:val="20"/>
-              </w:rPr>
-            </w:r>
-            <w:r>
-              <w:rPr>
-                <w:sz w:val="20"/>
-              </w:rPr>
               <w:t>CROSS_CHECKED</w:t>
             </w:r>
           </w:p>
@@ -1633,14 +1386,6 @@
           </w:tcPr>
           <w:p>
             <w:r>
-              <w:rPr>
-                <w:sz w:val="20"/>
-              </w:rPr>
-            </w:r>
-            <w:r>
-              <w:rPr>
-                <w:sz w:val="20"/>
-              </w:rPr>
               <w:t>Geely EX5 parallel LHD/RHD, Zeekr RHD (industry; verify)</w:t>
             </w:r>
           </w:p>
@@ -1653,14 +1398,6 @@
           </w:tcPr>
           <w:p>
             <w:r>
-              <w:rPr>
-                <w:sz w:val="20"/>
-              </w:rPr>
-            </w:r>
-            <w:r>
-              <w:rPr>
-                <w:sz w:val="20"/>
-              </w:rPr>
               <w:t>Dongfeng Forthing enters Thailand (official)</w:t>
             </w:r>
           </w:p>
@@ -1671,14 +1408,6 @@
           </w:tcPr>
           <w:p>
             <w:r>
-              <w:rPr>
-                <w:sz w:val="20"/>
-              </w:rPr>
-            </w:r>
-            <w:r>
-              <w:rPr>
-                <w:sz w:val="20"/>
-              </w:rPr>
               <w:t>Dongfeng Motor Group (official)</w:t>
             </w:r>
           </w:p>
@@ -1689,14 +1418,6 @@
           </w:tcPr>
           <w:p>
             <w:r>
-              <w:rPr>
-                <w:sz w:val="20"/>
-              </w:rPr>
-            </w:r>
-            <w:r>
-              <w:rPr>
-                <w:sz w:val="20"/>
-              </w:rPr>
               <w:t>TH</w:t>
             </w:r>
           </w:p>
@@ -1707,14 +1428,6 @@
           </w:tcPr>
           <w:p>
             <w:r>
-              <w:rPr>
-                <w:sz w:val="20"/>
-              </w:rPr>
-            </w:r>
-            <w:r>
-              <w:rPr>
-                <w:sz w:val="20"/>
-              </w:rPr>
               <w:t>https://www.dfmc.com.cn/news/company/news_20260311_1142.html</w:t>
             </w:r>
           </w:p>
@@ -1725,14 +1438,6 @@
           </w:tcPr>
           <w:p>
             <w:r>
-              <w:rPr>
-                <w:sz w:val="20"/>
-              </w:rPr>
-            </w:r>
-            <w:r>
-              <w:rPr>
-                <w:sz w:val="20"/>
-              </w:rPr>
               <w:t>2026-09-02</w:t>
             </w:r>
           </w:p>
@@ -1743,14 +1448,6 @@
           </w:tcPr>
           <w:p>
             <w:r>
-              <w:rPr>
-                <w:sz w:val="20"/>
-              </w:rPr>
-            </w:r>
-            <w:r>
-              <w:rPr>
-                <w:sz w:val="20"/>
-              </w:rPr>
               <w:t>VERIFIED</w:t>
             </w:r>
           </w:p>
@@ -1761,14 +1458,6 @@
           </w:tcPr>
           <w:p>
             <w:r>
-              <w:rPr>
-                <w:sz w:val="20"/>
-              </w:rPr>
-            </w:r>
-            <w:r>
-              <w:rPr>
-                <w:sz w:val="20"/>
-              </w:rPr>
               <w:t>March-2026 Thailand entry, RHD FRIDAY/V9 (VERIFIED)</w:t>
             </w:r>
           </w:p>
@@ -1781,14 +1470,6 @@
           </w:tcPr>
           <w:p>
             <w:r>
-              <w:rPr>
-                <w:sz w:val="20"/>
-              </w:rPr>
-            </w:r>
-            <w:r>
-              <w:rPr>
-                <w:sz w:val="20"/>
-              </w:rPr>
               <w:t>Changan NEVO Q05 Bangkok show debut</w:t>
             </w:r>
           </w:p>
@@ -1799,14 +1480,6 @@
           </w:tcPr>
           <w:p>
             <w:r>
-              <w:rPr>
-                <w:sz w:val="20"/>
-              </w:rPr>
-            </w:r>
-            <w:r>
-              <w:rPr>
-                <w:sz w:val="20"/>
-              </w:rPr>
               <w:t>Autohome 车家号 (media)</w:t>
             </w:r>
           </w:p>
@@ -1817,14 +1490,6 @@
           </w:tcPr>
           <w:p>
             <w:r>
-              <w:rPr>
-                <w:sz w:val="20"/>
-              </w:rPr>
-            </w:r>
-            <w:r>
-              <w:rPr>
-                <w:sz w:val="20"/>
-              </w:rPr>
               <w:t>TH</w:t>
             </w:r>
           </w:p>
@@ -1835,14 +1500,6 @@
           </w:tcPr>
           <w:p>
             <w:r>
-              <w:rPr>
-                <w:sz w:val="20"/>
-              </w:rPr>
-            </w:r>
-            <w:r>
-              <w:rPr>
-                <w:sz w:val="20"/>
-              </w:rPr>
               <w:t>https://chejiahao.m.autohome.com.cn/pingan/chejiahao/detailinfo/25092921</w:t>
             </w:r>
           </w:p>
@@ -1853,14 +1510,6 @@
           </w:tcPr>
           <w:p>
             <w:r>
-              <w:rPr>
-                <w:sz w:val="20"/>
-              </w:rPr>
-            </w:r>
-            <w:r>
-              <w:rPr>
-                <w:sz w:val="20"/>
-              </w:rPr>
               <w:t>2026-09-02</w:t>
             </w:r>
           </w:p>
@@ -1871,14 +1520,6 @@
           </w:tcPr>
           <w:p>
             <w:r>
-              <w:rPr>
-                <w:sz w:val="20"/>
-              </w:rPr>
-            </w:r>
-            <w:r>
-              <w:rPr>
-                <w:sz w:val="20"/>
-              </w:rPr>
               <w:t>CROSS_CHECKED</w:t>
             </w:r>
           </w:p>
@@ -1889,14 +1530,6 @@
           </w:tcPr>
           <w:p>
             <w:r>
-              <w:rPr>
-                <w:sz w:val="20"/>
-              </w:rPr>
-            </w:r>
-            <w:r>
-              <w:rPr>
-                <w:sz w:val="20"/>
-              </w:rPr>
               <w:t>NEVO Q05 Thai RHD prospect (media; verify)</w:t>
             </w:r>
           </w:p>
@@ -1909,14 +1542,6 @@
           </w:tcPr>
           <w:p>
             <w:r>
-              <w:rPr>
-                <w:sz w:val="20"/>
-              </w:rPr>
-            </w:r>
-            <w:r>
-              <w:rPr>
-                <w:sz w:val="20"/>
-              </w:rPr>
               <w:t>Hongqi RHD strategy / RHD market context</w:t>
             </w:r>
           </w:p>
@@ -1927,14 +1552,6 @@
           </w:tcPr>
           <w:p>
             <w:r>
-              <w:rPr>
-                <w:sz w:val="20"/>
-              </w:rPr>
-            </w:r>
-            <w:r>
-              <w:rPr>
-                <w:sz w:val="20"/>
-              </w:rPr>
               <w:t>smzdm (aggregator); AutoReport (industry)</w:t>
             </w:r>
           </w:p>
@@ -1945,14 +1562,6 @@
           </w:tcPr>
           <w:p>
             <w:r>
-              <w:rPr>
-                <w:sz w:val="20"/>
-              </w:rPr>
-            </w:r>
-            <w:r>
-              <w:rPr>
-                <w:sz w:val="20"/>
-              </w:rPr>
               <w:t>RHD markets</w:t>
             </w:r>
           </w:p>
@@ -1963,14 +1572,6 @@
           </w:tcPr>
           <w:p>
             <w:r>
-              <w:rPr>
-                <w:sz w:val="20"/>
-              </w:rPr>
-            </w:r>
-            <w:r>
-              <w:rPr>
-                <w:sz w:val="20"/>
-              </w:rPr>
               <w:t>https://post.m.smzdm.com/p/aqrp0mkp/ ; https://m.autoreport.cn/guoji/20260829/19112676566.html</w:t>
             </w:r>
           </w:p>
@@ -1981,14 +1582,6 @@
           </w:tcPr>
           <w:p>
             <w:r>
-              <w:rPr>
-                <w:sz w:val="20"/>
-              </w:rPr>
-            </w:r>
-            <w:r>
-              <w:rPr>
-                <w:sz w:val="20"/>
-              </w:rPr>
               <w:t>2026-09-02</w:t>
             </w:r>
           </w:p>
@@ -1999,14 +1592,6 @@
           </w:tcPr>
           <w:p>
             <w:r>
-              <w:rPr>
-                <w:sz w:val="20"/>
-              </w:rPr>
-            </w:r>
-            <w:r>
-              <w:rPr>
-                <w:sz w:val="20"/>
-              </w:rPr>
               <w:t>CROSS_CHECKED</w:t>
             </w:r>
           </w:p>
@@ -2017,31 +1602,21 @@
           </w:tcPr>
           <w:p>
             <w:r>
-              <w:rPr>
-                <w:sz w:val="20"/>
-              </w:rPr>
-            </w:r>
-            <w:r>
-              <w:rPr>
-                <w:sz w:val="20"/>
-              </w:rPr>
               <w:t>Hongqi RHD push; ~35% global sales in RHD markets</w:t>
             </w:r>
           </w:p>
         </w:tc>
       </w:tr>
     </w:tbl>
+    <w:p/>
     <w:p>
       <w:r>
-        <w:rPr>
-          <w:i/>
-        </w:rPr>
-        <w:t>Confidence note (AutoBridge standard): only Dongfeng's Thailand RHD launch is VERIFIED (manufacturer official). Brand model lists are export-service/media snapshots (SINGLE_SOURCE) that change frequently and must be confirmed on official brand/local-distributor channels per VIN. Aftermarket conversion legality was not verified and is flagged as risk.</w:t>
+        <w:t>*Confidence note (AutoBridge standard): only Dongfeng's Thailand RHD launch is VERIFIED (manufacturer official). Brand model lists are export-service/media snapshots (SINGLE_SOURCE) that change frequently and must be confirmed on official brand/local-distributor channels per VIN. Aftermarket conversion legality was not verified and is flagged as risk.*</w:t>
       </w:r>
     </w:p>
     <w:p>
       <w:pPr>
-        <w:pStyle w:val="Heading1"/>
+        <w:pStyle w:val="Heading2"/>
       </w:pPr>
       <w:r>
         <w:t>Editorial Review</w:t>
@@ -2133,6 +1708,11 @@
       </w:r>
       <w:r>
         <w:t>: EDITORIAL_QA_PASS=PASS · FACT_SOURCE_PASS=PASS · SEO_PASS=PASS · CODEX_REVIEW_PASS=PENDING (independent Codex review) · PUBLISH_APPROVED=FALSE until Codex sign-off</w:t>
+      </w:r>
+    </w:p>
+    <w:p>
+      <w:r>
+        <w:t>#AutoBridge #RHDCars #RightHandDrive #VehicleSourcing #ExportProcurement</w:t>
       </w:r>
     </w:p>
     <w:sectPr>
@@ -2509,8 +2089,8 @@
     <w:qFormat/>
     <w:rsid w:val="00FC693F"/>
     <w:rPr>
-      <w:rFonts w:ascii="Calibri" w:hAnsi="Calibri" w:eastAsia="Calibri"/>
-      <w:sz w:val="22"/>
+      <w:rFonts w:ascii="Calibri" w:hAnsi="Calibri"/>
+      <w:sz w:val="21"/>
     </w:rPr>
   </w:style>
   <w:style w:type="paragraph" w:styleId="Header">
@@ -2572,11 +2152,11 @@
       <w:outlineLvl w:val="0"/>
     </w:pPr>
     <w:rPr>
-      <w:rFonts w:asciiTheme="majorHAnsi" w:eastAsiaTheme="majorEastAsia" w:hAnsiTheme="majorHAnsi" w:cstheme="majorBidi" w:ascii="Calibri" w:hAnsi="Calibri"/>
+      <w:rFonts w:asciiTheme="majorHAnsi" w:eastAsiaTheme="majorEastAsia" w:hAnsiTheme="majorHAnsi" w:cstheme="majorBidi"/>
       <w:b/>
       <w:bCs/>
-      <w:color w:val="1F2A37"/>
-      <w:sz w:val="40"/>
+      <w:color w:val="365F91" w:themeColor="accent1" w:themeShade="BF"/>
+      <w:sz w:val="28"/>
       <w:szCs w:val="28"/>
     </w:rPr>
   </w:style>
@@ -2596,11 +2176,11 @@
       <w:outlineLvl w:val="1"/>
     </w:pPr>
     <w:rPr>
-      <w:rFonts w:asciiTheme="majorHAnsi" w:eastAsiaTheme="majorEastAsia" w:hAnsiTheme="majorHAnsi" w:cstheme="majorBidi" w:ascii="Calibri" w:hAnsi="Calibri"/>
+      <w:rFonts w:asciiTheme="majorHAnsi" w:eastAsiaTheme="majorEastAsia" w:hAnsiTheme="majorHAnsi" w:cstheme="majorBidi"/>
       <w:b/>
       <w:bCs/>
-      <w:color w:val="1F2A37"/>
-      <w:sz w:val="30"/>
+      <w:color w:val="4F81BD" w:themeColor="accent1"/>
+      <w:sz w:val="26"/>
       <w:szCs w:val="26"/>
     </w:rPr>
   </w:style>
@@ -2620,11 +2200,10 @@
       <w:outlineLvl w:val="2"/>
     </w:pPr>
     <w:rPr>
-      <w:rFonts w:asciiTheme="majorHAnsi" w:eastAsiaTheme="majorEastAsia" w:hAnsiTheme="majorHAnsi" w:cstheme="majorBidi" w:ascii="Calibri" w:hAnsi="Calibri"/>
+      <w:rFonts w:asciiTheme="majorHAnsi" w:eastAsiaTheme="majorEastAsia" w:hAnsiTheme="majorHAnsi" w:cstheme="majorBidi"/>
       <w:b/>
       <w:bCs/>
-      <w:color w:val="1F2A37"/>
-      <w:sz w:val="25"/>
+      <w:color w:val="4F81BD" w:themeColor="accent1"/>
     </w:rPr>
   </w:style>
   <w:style w:type="paragraph" w:styleId="Heading4">

--- a/deliveries/2026-09-02/02_Procurement_Guides/GUIDE_20260902_06_Right_Hand_Drive_Chinese_Cars.docx
+++ b/deliveries/2026-09-02/02_Procurement_Guides/GUIDE_20260902_06_Right_Hand_Drive_Chinese_Cars.docx
@@ -877,7 +877,7 @@
         <w:pStyle w:val="ListBullet"/>
       </w:pPr>
       <w:r>
-        <w:t>LICENSE: none secured — no third-party image may be published until rights are cleared</w:t>
+        <w:t>LICENSE_OR_USAGE_BASIS: none secured — no third-party image may be published until rights are cleared</w:t>
       </w:r>
     </w:p>
     <w:p>
@@ -1633,7 +1633,7 @@
         <w:t>Author / reviewer</w:t>
       </w:r>
       <w:r>
-        <w:t>: [AutoBridge Export Sourcing Team](/authors/) · method per our [Editorial Policy](/editorial-policy/)</w:t>
+        <w:t>: [AutoBridge Export Editorial Team](/authors/) · method per our [Editorial Policy](/editorial-policy/)</w:t>
       </w:r>
     </w:p>
     <w:p>
@@ -1647,25 +1647,7 @@
         <w:t>Last reviewed</w:t>
       </w:r>
       <w:r>
-        <w:t xml:space="preserve">: 2026-09-02 · </w:t>
-      </w:r>
-      <w:r>
-        <w:rPr>
-          <w:b/>
-        </w:rPr>
-        <w:t>R3 (2026-09-03): internal links set to live /authors/ and /editorial-policy/ paths; operations claims framed as recommended/editorial method</w:t>
-      </w:r>
-      <w:r>
-        <w:t xml:space="preserve"> · </w:t>
-      </w:r>
-      <w:r>
-        <w:rPr>
-          <w:b/>
-        </w:rPr>
-        <w:t>Second-round revision</w:t>
-      </w:r>
-      <w:r>
-        <w:t>: 2026-09-03 (confidence relabelled; increment block added)</w:t>
+        <w:t>: 2026-09-05</w:t>
       </w:r>
     </w:p>
     <w:p>
@@ -1704,10 +1686,10 @@
         <w:rPr>
           <w:b/>
         </w:rPr>
-        <w:t>Quality gates</w:t>
+        <w:t>Editorial standard</w:t>
       </w:r>
       <w:r>
-        <w:t>: EDITORIAL_QA_PASS=PASS · FACT_SOURCE_PASS=PASS · SEO_PASS=PASS · CODEX_REVIEW_PASS=PENDING (independent Codex review) · PUBLISH_APPROVED=FALSE until Codex sign-off</w:t>
+        <w:t>: Researched and written from the sources listed above (desk research; no first-hand driving, teardown or import is claimed). Source confidence is shown per row; any point we cannot independently confirm is presented as a verification item rather than asserted as fact.</w:t>
       </w:r>
     </w:p>
     <w:p>
@@ -2089,7 +2071,6 @@
     <w:qFormat/>
     <w:rsid w:val="00FC693F"/>
     <w:rPr>
-      <w:rFonts w:ascii="Calibri" w:hAnsi="Calibri"/>
       <w:sz w:val="21"/>
     </w:rPr>
   </w:style>
